--- a/RFI-Docs/QRF for SVAC 12-11-23.docx
+++ b/RFI-Docs/QRF for SVAC 12-11-23.docx
@@ -4,8 +4,122 @@
   <w:body>
     <w:p>
       <w:pPr>
+        <w:jc w:val="left"/>
+      </w:pPr>
+      <w:r>
+        <w:rPr>
+          <w:color w:val="646464"/>
+          <w:sz w:val="18"/>
+        </w:rPr>
+        <w:t>Document: QRF for SVAC 12-11-23.docx</w:t>
+      </w:r>
+    </w:p>
+    <w:p>
+      <w:pPr>
+        <w:jc w:val="left"/>
+      </w:pPr>
+      <w:r>
+        <w:rPr>
+          <w:color w:val="646464"/>
+          <w:sz w:val="18"/>
+        </w:rPr>
+        <w:t>Title: 11-1-23 Sen. Boozman: Questions for the Record: Senate Veterans’ Affairs Committee Examining Research VA</w:t>
+      </w:r>
+    </w:p>
+    <w:p>
+      <w:pPr>
+        <w:jc w:val="left"/>
+      </w:pPr>
+      <w:r>
+        <w:rPr>
+          <w:color w:val="646464"/>
+          <w:sz w:val="18"/>
+        </w:rPr>
+        <w:t>Topic: Psychedelics | Type: Briefing Papers and Congressional Responses</w:t>
+      </w:r>
+    </w:p>
+    <w:p>
+      <w:pPr>
+        <w:jc w:val="left"/>
+      </w:pPr>
+      <w:r>
+        <w:rPr>
+          <w:color w:val="646464"/>
+          <w:sz w:val="18"/>
+        </w:rPr>
+        <w:t>Created: 2024-04-02 | By: Bartlinski, David</w:t>
+      </w:r>
+    </w:p>
+    <w:p>
+      <w:pPr>
+        <w:jc w:val="left"/>
+      </w:pPr>
+      <w:r>
+        <w:rPr>
+          <w:color w:val="646464"/>
+          <w:sz w:val="18"/>
+        </w:rPr>
+        <w:t>Modified: 2024-07-02 | By: Richman, Michael (VACO)</w:t>
+      </w:r>
+    </w:p>
+    <w:p>
+      <w:pPr>
+        <w:jc w:val="left"/>
+      </w:pPr>
+      <w:r>
+        <w:rPr>
+          <w:color w:val="C8C8C8"/>
+          <w:sz w:val="16"/>
+        </w:rPr>
+        <w:t>────────────────────────────────────────────────────────────────────────────────</w:t>
+      </w:r>
+    </w:p>
+    <w:p>
+      <w:pPr>
+        <w:jc w:val="left"/>
+      </w:pPr>
+      <w:r/>
+    </w:p>
+    <w:p>
+      <w:pPr>
+        <w:jc w:val="left"/>
+      </w:pPr>
+      <w:r>
+        <w:rPr>
+          <w:color w:val="646464"/>
+          <w:sz w:val="18"/>
+        </w:rPr>
+        <w:t>Topic: Psychedelics | Type: Briefing Papers and Congressional Responses</w:t>
+      </w:r>
+    </w:p>
+    <w:p>
+      <w:pPr>
+        <w:jc w:val="left"/>
+      </w:pPr>
+      <w:r>
+        <w:rPr>
+          <w:color w:val="646464"/>
+          <w:sz w:val="18"/>
+        </w:rPr>
+        <w:t>Created: 2024-04-02 | By: Bartlinski, David</w:t>
+      </w:r>
+    </w:p>
+    <w:p>
+      <w:pPr>
+        <w:jc w:val="left"/>
+      </w:pPr>
+      <w:r>
+        <w:rPr>
+          <w:color w:val="646464"/>
+          <w:sz w:val="18"/>
+        </w:rPr>
+        <w:t>Modified: 2024-07-02 | By: Richman, Michael (VACO)</w:t>
+      </w:r>
+    </w:p>
+    <w:p>
+      <w:pPr>
         <w:spacing w:after="0"/>
-        <w:jc w:val="center"/>
+        <w:jc w:val="left"/>
         <w:rPr>
           <w:rFonts w:ascii="Times New Roman" w:eastAsia="Times New Roman" w:hAnsi="Times New Roman" w:cs="Times New Roman"/>
           <w:b/>
@@ -16,26 +130,11 @@
       </w:pPr>
       <w:r>
         <w:rPr>
-          <w:rFonts w:ascii="Times New Roman" w:eastAsia="Times New Roman" w:hAnsi="Times New Roman" w:cs="Times New Roman"/>
-          <w:b/>
-          <w:bCs/>
-          <w:sz w:val="24"/>
-          <w:szCs w:val="24"/>
-        </w:rPr>
-        <w:t xml:space="preserve">Senator </w:t>
-      </w:r>
-      <w:proofErr w:type="spellStart"/>
-      <w:r>
-        <w:rPr>
-          <w:rFonts w:ascii="Times New Roman" w:eastAsia="Times New Roman" w:hAnsi="Times New Roman" w:cs="Times New Roman"/>
-          <w:b/>
-          <w:bCs/>
-          <w:sz w:val="24"/>
-          <w:szCs w:val="24"/>
-        </w:rPr>
-        <w:t>Boozman</w:t>
-      </w:r>
-      <w:proofErr w:type="spellEnd"/>
+          <w:color w:val="C8C8C8"/>
+          <w:sz w:val="16"/>
+        </w:rPr>
+        <w:t>────────────────────────────────────────────────────────────────────────────────</w:t>
+      </w:r>
     </w:p>
     <w:p>
       <w:pPr>
@@ -48,15 +147,7 @@
           <w:szCs w:val="24"/>
         </w:rPr>
       </w:pPr>
-      <w:r>
-        <w:rPr>
-          <w:rFonts w:ascii="Times New Roman" w:hAnsi="Times New Roman" w:cs="Times New Roman"/>
-          <w:b/>
-          <w:sz w:val="24"/>
-          <w:szCs w:val="24"/>
-        </w:rPr>
-        <w:t>Questions for the Record</w:t>
-      </w:r>
+      <w:r/>
     </w:p>
     <w:p>
       <w:pPr>
